--- a/public/Templates/FORMATTED_REPORT.docx
+++ b/public/Templates/FORMATTED_REPORT.docx
@@ -1,591 +1,10 @@
 
 <file path=word/document.xml><?xml version="1.0" encoding="utf-8"?>
-<w:document xmlns:wpc="http://schemas.microsoft.com/office/word/2010/wordprocessingCanvas" xmlns:cx="http://schemas.microsoft.com/office/drawing/2014/chartex" xmlns:cx1="http://schemas.microsoft.com/office/drawing/2015/9/8/chartex" xmlns:cx2="http://schemas.microsoft.com/office/drawing/2015/10/21/chartex" xmlns:cx3="http://schemas.microsoft.com/office/drawing/2016/5/9/chartex" xmlns:cx4="http://schemas.microsoft.com/office/drawing/2016/5/10/chartex" xmlns:cx5="http://schemas.microsoft.com/office/drawing/2016/5/11/chartex" xmlns:cx6="http://schemas.microsoft.com/office/drawing/2016/5/12/chartex" xmlns:cx7="http://schemas.microsoft.com/office/drawing/2016/5/13/chartex" xmlns:cx8="http://schemas.microsoft.com/office/drawing/2016/5/14/chartex" xmlns:mc="http://schemas.openxmlformats.org/markup-compatibility/2006" xmlns:aink="http://schemas.microsoft.com/office/drawing/2016/ink" xmlns:am3d="http://schemas.microsoft.com/office/drawing/2017/model3d" xmlns:o="urn:schemas-microsoft-com:office:office" xmlns:oel="http://schemas.microsoft.com/office/2019/extlst" xmlns:r="http://schemas.openxmlformats.org/officeDocument/2006/relationships" xmlns:m="http://schemas.openxmlformats.org/officeDocument/2006/math" xmlns:v="urn:schemas-microsoft-com:vml" xmlns:wp14="http://schemas.microsoft.com/office/word/2010/wordprocessingDrawing" xmlns:wp="http://schemas.openxmlformats.org/drawingml/2006/wordprocessingDrawing" xmlns:w10="urn:schemas-microsoft-com:office:word" xmlns:w="http://schemas.openxmlformats.org/wordprocessingml/2006/main" xmlns:w14="http://schemas.microsoft.com/office/word/2010/wordml" xmlns:w15="http://schemas.microsoft.com/office/word/2012/wordml" xmlns:w16cex="http://schemas.microsoft.com/office/word/2018/wordml/cex" xmlns:w16cid="http://schemas.microsoft.com/office/word/2016/wordml/cid" xmlns:w16="http://schemas.microsoft.com/office/word/2018/wordml" xmlns:w16du="http://schemas.microsoft.com/office/word/2023/wordml/word16du" xmlns:w16sdtdh="http://schemas.microsoft.com/office/word/2020/wordml/sdtdatahash" xmlns:w16sdtfl="http://schemas.microsoft.com/office/word/2024/wordml/sdtformatlock" xmlns:w16se="http://schemas.microsoft.com/office/word/2015/wordml/symex" xmlns:wpg="http://schemas.microsoft.com/office/word/2010/wordprocessingGroup" xmlns:wpi="http://schemas.microsoft.com/office/word/2010/wordprocessingInk" xmlns:wne="http://schemas.microsoft.com/office/word/2006/wordml" xmlns:wps="http://schemas.microsoft.com/office/word/2010/wordprocessingShape" mc:Ignorable="w14 w15 w16se w16cid w16 w16cex w16sdtdh w16sdtfl w16du wp14">
+<w:document xmlns:wpc="http://schemas.microsoft.com/office/word/2010/wordprocessingCanvas" xmlns:cx="http://schemas.microsoft.com/office/drawing/2014/chartex" xmlns:cx1="http://schemas.microsoft.com/office/drawing/2015/9/8/chartex" xmlns:cx2="http://schemas.microsoft.com/office/drawing/2015/10/21/chartex" xmlns:cx3="http://schemas.microsoft.com/office/drawing/2016/5/9/chartex" xmlns:cx4="http://schemas.microsoft.com/office/drawing/2016/5/10/chartex" xmlns:cx5="http://schemas.microsoft.com/office/drawing/2016/5/11/chartex" xmlns:cx6="http://schemas.microsoft.com/office/drawing/2016/5/12/chartex" xmlns:cx7="http://schemas.microsoft.com/office/drawing/2016/5/13/chartex" xmlns:cx8="http://schemas.microsoft.com/office/drawing/2016/5/14/chartex" xmlns:mc="http://schemas.openxmlformats.org/markup-compatibility/2006" xmlns:aink="http://schemas.microsoft.com/office/drawing/2016/ink" xmlns:am3d="http://schemas.microsoft.com/office/drawing/2017/model3d" xmlns:o="urn:schemas-microsoft-com:office:office" xmlns:oel="http://schemas.microsoft.com/office/2019/extlst" xmlns:r="http://schemas.openxmlformats.org/officeDocument/2006/relationships" xmlns:m="http://schemas.openxmlformats.org/officeDocument/2006/math" xmlns:v="urn:schemas-microsoft-com:vml" xmlns:wp14="http://schemas.microsoft.com/office/word/2010/wordprocessingDrawing" xmlns:wp="http://schemas.openxmlformats.org/drawingml/2006/wordprocessingDrawing" xmlns:w10="urn:schemas-microsoft-com:office:word" xmlns:w="http://schemas.openxmlformats.org/wordprocessingml/2006/main" xmlns:w14="http://schemas.microsoft.com/office/word/2010/wordml" xmlns:w15="http://schemas.microsoft.com/office/word/2012/wordml" xmlns:w16cei="http://schemas.microsoft.com/office/word/2026/wordml/cei" xmlns:w16cex="http://schemas.microsoft.com/office/word/2018/wordml/cex" xmlns:w16cid="http://schemas.microsoft.com/office/word/2016/wordml/cid" xmlns:w16="http://schemas.microsoft.com/office/word/2018/wordml" xmlns:w16du="http://schemas.microsoft.com/office/word/2023/wordml/word16du" xmlns:w16sdtdh="http://schemas.microsoft.com/office/word/2020/wordml/sdtdatahash" xmlns:w16sdtfl="http://schemas.microsoft.com/office/word/2024/wordml/sdtformatlock" xmlns:w16se="http://schemas.microsoft.com/office/word/2015/wordml/symex" xmlns:wpg="http://schemas.microsoft.com/office/word/2010/wordprocessingGroup" xmlns:wpi="http://schemas.microsoft.com/office/word/2010/wordprocessingInk" xmlns:wne="http://schemas.microsoft.com/office/word/2006/wordml" xmlns:wps="http://schemas.microsoft.com/office/word/2010/wordprocessingShape" mc:Ignorable="w14 w15 w16se w16cid w16 w16cex w16sdtdh w16sdtfl w16du wp14">
   <w:body>
     <w:p>
       <w:pPr>
         <w:spacing w:after="0" w:line="240" w:lineRule="auto"/>
-        <w:rPr>
-          <w:rFonts w:ascii="Times New Roman" w:hAnsi="Times New Roman" w:cs="Times New Roman"/>
-          <w:sz w:val="20"/>
-          <w:szCs w:val="20"/>
-        </w:rPr>
-      </w:pPr>
-      <w:r>
-        <w:rPr>
-          <w:rFonts w:ascii="Times New Roman" w:hAnsi="Times New Roman" w:cs="Times New Roman"/>
-          <w:sz w:val="20"/>
-          <w:szCs w:val="20"/>
-        </w:rPr>
-        <w:t>[ Content Starts Here ]</w:t>
-      </w:r>
-    </w:p>
-    <w:p>
-      <w:pPr>
-        <w:spacing w:after="0" w:line="240" w:lineRule="auto"/>
-        <w:ind w:left="170"/>
-        <w:rPr>
-          <w:rFonts w:ascii="Times New Roman" w:hAnsi="Times New Roman" w:cs="Times New Roman"/>
-          <w:sz w:val="20"/>
-          <w:szCs w:val="20"/>
-        </w:rPr>
-      </w:pPr>
-      <w:r>
-        <w:rPr>
-          <w:rFonts w:ascii="Times New Roman" w:hAnsi="Times New Roman" w:cs="Times New Roman"/>
-          <w:sz w:val="20"/>
-          <w:szCs w:val="20"/>
-        </w:rPr>
-        <w:tab/>
-      </w:r>
-    </w:p>
-    <w:p>
-      <w:pPr>
-        <w:spacing w:after="0" w:line="240" w:lineRule="auto"/>
-        <w:rPr>
-          <w:rFonts w:ascii="Times New Roman" w:hAnsi="Times New Roman" w:cs="Times New Roman"/>
-          <w:sz w:val="20"/>
-          <w:szCs w:val="20"/>
-        </w:rPr>
-      </w:pPr>
-    </w:p>
-    <w:p>
-      <w:pPr>
-        <w:spacing w:after="0" w:line="240" w:lineRule="auto"/>
-        <w:rPr>
-          <w:rFonts w:ascii="Times New Roman" w:hAnsi="Times New Roman" w:cs="Times New Roman"/>
-          <w:sz w:val="20"/>
-          <w:szCs w:val="20"/>
-        </w:rPr>
-      </w:pPr>
-    </w:p>
-    <w:p>
-      <w:pPr>
-        <w:spacing w:after="0" w:line="240" w:lineRule="auto"/>
-        <w:rPr>
-          <w:rFonts w:ascii="Times New Roman" w:hAnsi="Times New Roman" w:cs="Times New Roman"/>
-          <w:sz w:val="20"/>
-          <w:szCs w:val="20"/>
-        </w:rPr>
-      </w:pPr>
-    </w:p>
-    <w:p>
-      <w:pPr>
-        <w:spacing w:after="0" w:line="240" w:lineRule="auto"/>
-        <w:rPr>
-          <w:rFonts w:ascii="Times New Roman" w:hAnsi="Times New Roman" w:cs="Times New Roman"/>
-          <w:sz w:val="20"/>
-          <w:szCs w:val="20"/>
-        </w:rPr>
-      </w:pPr>
-    </w:p>
-    <w:p>
-      <w:pPr>
-        <w:spacing w:after="0" w:line="240" w:lineRule="auto"/>
-        <w:rPr>
-          <w:rFonts w:ascii="Times New Roman" w:hAnsi="Times New Roman" w:cs="Times New Roman"/>
-          <w:sz w:val="20"/>
-          <w:szCs w:val="20"/>
-        </w:rPr>
-      </w:pPr>
-    </w:p>
-    <w:p>
-      <w:pPr>
-        <w:spacing w:after="0" w:line="240" w:lineRule="auto"/>
-        <w:rPr>
-          <w:rFonts w:ascii="Times New Roman" w:hAnsi="Times New Roman" w:cs="Times New Roman"/>
-          <w:sz w:val="20"/>
-          <w:szCs w:val="20"/>
-        </w:rPr>
-      </w:pPr>
-    </w:p>
-    <w:p>
-      <w:pPr>
-        <w:spacing w:after="0" w:line="240" w:lineRule="auto"/>
-        <w:rPr>
-          <w:rFonts w:ascii="Times New Roman" w:hAnsi="Times New Roman" w:cs="Times New Roman"/>
-          <w:sz w:val="20"/>
-          <w:szCs w:val="20"/>
-        </w:rPr>
-      </w:pPr>
-    </w:p>
-    <w:p>
-      <w:pPr>
-        <w:spacing w:after="0" w:line="240" w:lineRule="auto"/>
-        <w:rPr>
-          <w:rFonts w:ascii="Times New Roman" w:hAnsi="Times New Roman" w:cs="Times New Roman"/>
-          <w:sz w:val="20"/>
-          <w:szCs w:val="20"/>
-        </w:rPr>
-      </w:pPr>
-    </w:p>
-    <w:p>
-      <w:pPr>
-        <w:spacing w:after="0" w:line="240" w:lineRule="auto"/>
-        <w:rPr>
-          <w:rFonts w:ascii="Times New Roman" w:hAnsi="Times New Roman" w:cs="Times New Roman"/>
-          <w:sz w:val="20"/>
-          <w:szCs w:val="20"/>
-        </w:rPr>
-      </w:pPr>
-    </w:p>
-    <w:p>
-      <w:pPr>
-        <w:spacing w:after="0" w:line="240" w:lineRule="auto"/>
-        <w:rPr>
-          <w:rFonts w:ascii="Times New Roman" w:hAnsi="Times New Roman" w:cs="Times New Roman"/>
-          <w:sz w:val="20"/>
-          <w:szCs w:val="20"/>
-        </w:rPr>
-      </w:pPr>
-    </w:p>
-    <w:p>
-      <w:pPr>
-        <w:spacing w:after="0" w:line="240" w:lineRule="auto"/>
-        <w:rPr>
-          <w:rFonts w:ascii="Times New Roman" w:hAnsi="Times New Roman" w:cs="Times New Roman"/>
-          <w:sz w:val="20"/>
-          <w:szCs w:val="20"/>
-        </w:rPr>
-      </w:pPr>
-    </w:p>
-    <w:p>
-      <w:pPr>
-        <w:spacing w:after="0" w:line="240" w:lineRule="auto"/>
-        <w:rPr>
-          <w:rFonts w:ascii="Times New Roman" w:hAnsi="Times New Roman" w:cs="Times New Roman"/>
-          <w:sz w:val="20"/>
-          <w:szCs w:val="20"/>
-        </w:rPr>
-      </w:pPr>
-    </w:p>
-    <w:p>
-      <w:pPr>
-        <w:spacing w:after="0" w:line="240" w:lineRule="auto"/>
-        <w:rPr>
-          <w:rFonts w:ascii="Times New Roman" w:hAnsi="Times New Roman" w:cs="Times New Roman"/>
-          <w:sz w:val="20"/>
-          <w:szCs w:val="20"/>
-        </w:rPr>
-      </w:pPr>
-    </w:p>
-    <w:p>
-      <w:pPr>
-        <w:spacing w:after="0" w:line="240" w:lineRule="auto"/>
-        <w:rPr>
-          <w:rFonts w:ascii="Times New Roman" w:hAnsi="Times New Roman" w:cs="Times New Roman"/>
-          <w:sz w:val="20"/>
-          <w:szCs w:val="20"/>
-        </w:rPr>
-      </w:pPr>
-    </w:p>
-    <w:p>
-      <w:pPr>
-        <w:spacing w:after="0" w:line="240" w:lineRule="auto"/>
-        <w:rPr>
-          <w:rFonts w:ascii="Times New Roman" w:hAnsi="Times New Roman" w:cs="Times New Roman"/>
-          <w:sz w:val="20"/>
-          <w:szCs w:val="20"/>
-        </w:rPr>
-      </w:pPr>
-    </w:p>
-    <w:p>
-      <w:pPr>
-        <w:spacing w:after="0" w:line="240" w:lineRule="auto"/>
-        <w:rPr>
-          <w:rFonts w:ascii="Times New Roman" w:hAnsi="Times New Roman" w:cs="Times New Roman"/>
-          <w:sz w:val="20"/>
-          <w:szCs w:val="20"/>
-        </w:rPr>
-      </w:pPr>
-    </w:p>
-    <w:p>
-      <w:pPr>
-        <w:spacing w:after="0" w:line="240" w:lineRule="auto"/>
-        <w:rPr>
-          <w:rFonts w:ascii="Times New Roman" w:hAnsi="Times New Roman" w:cs="Times New Roman"/>
-          <w:sz w:val="20"/>
-          <w:szCs w:val="20"/>
-        </w:rPr>
-      </w:pPr>
-    </w:p>
-    <w:p>
-      <w:pPr>
-        <w:spacing w:after="0" w:line="240" w:lineRule="auto"/>
-        <w:rPr>
-          <w:rFonts w:ascii="Times New Roman" w:hAnsi="Times New Roman" w:cs="Times New Roman"/>
-          <w:sz w:val="20"/>
-          <w:szCs w:val="20"/>
-        </w:rPr>
-      </w:pPr>
-    </w:p>
-    <w:p>
-      <w:pPr>
-        <w:spacing w:after="0" w:line="240" w:lineRule="auto"/>
-        <w:rPr>
-          <w:rFonts w:ascii="Times New Roman" w:hAnsi="Times New Roman" w:cs="Times New Roman"/>
-          <w:sz w:val="20"/>
-          <w:szCs w:val="20"/>
-        </w:rPr>
-      </w:pPr>
-    </w:p>
-    <w:p>
-      <w:pPr>
-        <w:spacing w:after="0" w:line="240" w:lineRule="auto"/>
-        <w:rPr>
-          <w:rFonts w:ascii="Times New Roman" w:hAnsi="Times New Roman" w:cs="Times New Roman"/>
-          <w:sz w:val="20"/>
-          <w:szCs w:val="20"/>
-        </w:rPr>
-      </w:pPr>
-    </w:p>
-    <w:p>
-      <w:pPr>
-        <w:spacing w:after="0" w:line="240" w:lineRule="auto"/>
-        <w:rPr>
-          <w:rFonts w:ascii="Times New Roman" w:hAnsi="Times New Roman" w:cs="Times New Roman"/>
-          <w:sz w:val="20"/>
-          <w:szCs w:val="20"/>
-        </w:rPr>
-      </w:pPr>
-    </w:p>
-    <w:p>
-      <w:pPr>
-        <w:spacing w:after="0" w:line="240" w:lineRule="auto"/>
-        <w:rPr>
-          <w:rFonts w:ascii="Times New Roman" w:hAnsi="Times New Roman" w:cs="Times New Roman"/>
-          <w:sz w:val="20"/>
-          <w:szCs w:val="20"/>
-        </w:rPr>
-      </w:pPr>
-    </w:p>
-    <w:p>
-      <w:pPr>
-        <w:spacing w:after="0" w:line="240" w:lineRule="auto"/>
-        <w:rPr>
-          <w:rFonts w:ascii="Times New Roman" w:hAnsi="Times New Roman" w:cs="Times New Roman"/>
-          <w:sz w:val="20"/>
-          <w:szCs w:val="20"/>
-        </w:rPr>
-      </w:pPr>
-    </w:p>
-    <w:p>
-      <w:pPr>
-        <w:spacing w:after="0" w:line="240" w:lineRule="auto"/>
-        <w:rPr>
-          <w:rFonts w:ascii="Times New Roman" w:hAnsi="Times New Roman" w:cs="Times New Roman"/>
-          <w:sz w:val="20"/>
-          <w:szCs w:val="20"/>
-        </w:rPr>
-      </w:pPr>
-    </w:p>
-    <w:p>
-      <w:pPr>
-        <w:spacing w:after="0" w:line="240" w:lineRule="auto"/>
-        <w:rPr>
-          <w:rFonts w:ascii="Times New Roman" w:hAnsi="Times New Roman" w:cs="Times New Roman"/>
-          <w:sz w:val="20"/>
-          <w:szCs w:val="20"/>
-        </w:rPr>
-      </w:pPr>
-    </w:p>
-    <w:p>
-      <w:pPr>
-        <w:spacing w:after="0" w:line="240" w:lineRule="auto"/>
-        <w:rPr>
-          <w:rFonts w:ascii="Times New Roman" w:hAnsi="Times New Roman" w:cs="Times New Roman"/>
-          <w:sz w:val="20"/>
-          <w:szCs w:val="20"/>
-        </w:rPr>
-      </w:pPr>
-    </w:p>
-    <w:p>
-      <w:pPr>
-        <w:spacing w:after="0" w:line="240" w:lineRule="auto"/>
-        <w:rPr>
-          <w:rFonts w:ascii="Times New Roman" w:hAnsi="Times New Roman" w:cs="Times New Roman"/>
-          <w:sz w:val="20"/>
-          <w:szCs w:val="20"/>
-        </w:rPr>
-      </w:pPr>
-    </w:p>
-    <w:p>
-      <w:pPr>
-        <w:spacing w:after="0" w:line="240" w:lineRule="auto"/>
-        <w:rPr>
-          <w:rFonts w:ascii="Times New Roman" w:hAnsi="Times New Roman" w:cs="Times New Roman"/>
-          <w:sz w:val="20"/>
-          <w:szCs w:val="20"/>
-        </w:rPr>
-      </w:pPr>
-    </w:p>
-    <w:p>
-      <w:pPr>
-        <w:spacing w:after="0" w:line="240" w:lineRule="auto"/>
-        <w:rPr>
-          <w:rFonts w:ascii="Times New Roman" w:hAnsi="Times New Roman" w:cs="Times New Roman"/>
-          <w:sz w:val="20"/>
-          <w:szCs w:val="20"/>
-        </w:rPr>
-      </w:pPr>
-    </w:p>
-    <w:p>
-      <w:pPr>
-        <w:spacing w:after="0" w:line="240" w:lineRule="auto"/>
-        <w:rPr>
-          <w:rFonts w:ascii="Times New Roman" w:hAnsi="Times New Roman" w:cs="Times New Roman"/>
-          <w:sz w:val="20"/>
-          <w:szCs w:val="20"/>
-        </w:rPr>
-      </w:pPr>
-    </w:p>
-    <w:p>
-      <w:pPr>
-        <w:spacing w:after="0" w:line="240" w:lineRule="auto"/>
-        <w:rPr>
-          <w:rFonts w:ascii="Times New Roman" w:hAnsi="Times New Roman" w:cs="Times New Roman"/>
-          <w:sz w:val="20"/>
-          <w:szCs w:val="20"/>
-        </w:rPr>
-      </w:pPr>
-    </w:p>
-    <w:p>
-      <w:pPr>
-        <w:spacing w:after="0" w:line="240" w:lineRule="auto"/>
-        <w:rPr>
-          <w:rFonts w:ascii="Times New Roman" w:hAnsi="Times New Roman" w:cs="Times New Roman"/>
-          <w:sz w:val="20"/>
-          <w:szCs w:val="20"/>
-        </w:rPr>
-      </w:pPr>
-    </w:p>
-    <w:p>
-      <w:pPr>
-        <w:spacing w:after="0" w:line="240" w:lineRule="auto"/>
-        <w:rPr>
-          <w:rFonts w:ascii="Times New Roman" w:hAnsi="Times New Roman" w:cs="Times New Roman"/>
-          <w:sz w:val="20"/>
-          <w:szCs w:val="20"/>
-        </w:rPr>
-      </w:pPr>
-    </w:p>
-    <w:p>
-      <w:pPr>
-        <w:spacing w:after="0" w:line="240" w:lineRule="auto"/>
-        <w:rPr>
-          <w:rFonts w:ascii="Times New Roman" w:hAnsi="Times New Roman" w:cs="Times New Roman"/>
-          <w:sz w:val="20"/>
-          <w:szCs w:val="20"/>
-        </w:rPr>
-      </w:pPr>
-    </w:p>
-    <w:p>
-      <w:pPr>
-        <w:spacing w:after="0" w:line="240" w:lineRule="auto"/>
-        <w:rPr>
-          <w:rFonts w:ascii="Times New Roman" w:hAnsi="Times New Roman" w:cs="Times New Roman"/>
-          <w:sz w:val="20"/>
-          <w:szCs w:val="20"/>
-        </w:rPr>
-      </w:pPr>
-    </w:p>
-    <w:p>
-      <w:pPr>
-        <w:spacing w:after="0" w:line="240" w:lineRule="auto"/>
-        <w:rPr>
-          <w:rFonts w:ascii="Times New Roman" w:hAnsi="Times New Roman" w:cs="Times New Roman"/>
-          <w:sz w:val="20"/>
-          <w:szCs w:val="20"/>
-        </w:rPr>
-      </w:pPr>
-    </w:p>
-    <w:p>
-      <w:pPr>
-        <w:spacing w:after="0" w:line="240" w:lineRule="auto"/>
-        <w:rPr>
-          <w:rFonts w:ascii="Times New Roman" w:hAnsi="Times New Roman" w:cs="Times New Roman"/>
-          <w:sz w:val="20"/>
-          <w:szCs w:val="20"/>
-        </w:rPr>
-      </w:pPr>
-    </w:p>
-    <w:p>
-      <w:pPr>
-        <w:spacing w:after="0" w:line="240" w:lineRule="auto"/>
-        <w:rPr>
-          <w:rFonts w:ascii="Times New Roman" w:hAnsi="Times New Roman" w:cs="Times New Roman"/>
-          <w:sz w:val="20"/>
-          <w:szCs w:val="20"/>
-        </w:rPr>
-      </w:pPr>
-    </w:p>
-    <w:p>
-      <w:pPr>
-        <w:spacing w:after="0" w:line="240" w:lineRule="auto"/>
-        <w:rPr>
-          <w:rFonts w:ascii="Times New Roman" w:hAnsi="Times New Roman" w:cs="Times New Roman"/>
-          <w:sz w:val="20"/>
-          <w:szCs w:val="20"/>
-        </w:rPr>
-      </w:pPr>
-    </w:p>
-    <w:p>
-      <w:pPr>
-        <w:spacing w:after="0" w:line="240" w:lineRule="auto"/>
-        <w:rPr>
-          <w:rFonts w:ascii="Times New Roman" w:hAnsi="Times New Roman" w:cs="Times New Roman"/>
-          <w:sz w:val="20"/>
-          <w:szCs w:val="20"/>
-        </w:rPr>
-      </w:pPr>
-    </w:p>
-    <w:p>
-      <w:pPr>
-        <w:spacing w:after="0" w:line="240" w:lineRule="auto"/>
-        <w:rPr>
-          <w:rFonts w:ascii="Times New Roman" w:hAnsi="Times New Roman" w:cs="Times New Roman"/>
-          <w:sz w:val="20"/>
-          <w:szCs w:val="20"/>
-        </w:rPr>
-      </w:pPr>
-    </w:p>
-    <w:p>
-      <w:pPr>
-        <w:spacing w:after="0" w:line="240" w:lineRule="auto"/>
-        <w:rPr>
-          <w:rFonts w:ascii="Times New Roman" w:hAnsi="Times New Roman" w:cs="Times New Roman"/>
-          <w:sz w:val="20"/>
-          <w:szCs w:val="20"/>
-        </w:rPr>
-      </w:pPr>
-    </w:p>
-    <w:p>
-      <w:pPr>
-        <w:spacing w:after="0" w:line="240" w:lineRule="auto"/>
-        <w:rPr>
-          <w:rFonts w:ascii="Times New Roman" w:hAnsi="Times New Roman" w:cs="Times New Roman"/>
-          <w:sz w:val="20"/>
-          <w:szCs w:val="20"/>
-        </w:rPr>
-      </w:pPr>
-    </w:p>
-    <w:p>
-      <w:pPr>
-        <w:spacing w:after="0" w:line="240" w:lineRule="auto"/>
-        <w:rPr>
-          <w:rFonts w:ascii="Times New Roman" w:hAnsi="Times New Roman" w:cs="Times New Roman"/>
-          <w:sz w:val="20"/>
-          <w:szCs w:val="20"/>
-        </w:rPr>
-      </w:pPr>
-    </w:p>
-    <w:p>
-      <w:pPr>
-        <w:spacing w:after="0" w:line="240" w:lineRule="auto"/>
-        <w:rPr>
-          <w:rFonts w:ascii="Times New Roman" w:hAnsi="Times New Roman" w:cs="Times New Roman"/>
-          <w:sz w:val="20"/>
-          <w:szCs w:val="20"/>
-        </w:rPr>
-      </w:pPr>
-    </w:p>
-    <w:p>
-      <w:pPr>
-        <w:spacing w:after="0" w:line="240" w:lineRule="auto"/>
-        <w:rPr>
-          <w:rFonts w:ascii="Times New Roman" w:hAnsi="Times New Roman" w:cs="Times New Roman"/>
-          <w:sz w:val="20"/>
-          <w:szCs w:val="20"/>
-        </w:rPr>
-      </w:pPr>
-    </w:p>
-    <w:p>
-      <w:pPr>
-        <w:spacing w:after="0" w:line="240" w:lineRule="auto"/>
-        <w:rPr>
-          <w:rFonts w:ascii="Times New Roman" w:hAnsi="Times New Roman" w:cs="Times New Roman"/>
-          <w:sz w:val="20"/>
-          <w:szCs w:val="20"/>
-        </w:rPr>
-      </w:pPr>
-    </w:p>
-    <w:p>
-      <w:pPr>
-        <w:spacing w:after="0" w:line="240" w:lineRule="auto"/>
-        <w:rPr>
-          <w:rFonts w:ascii="Times New Roman" w:hAnsi="Times New Roman" w:cs="Times New Roman"/>
-          <w:sz w:val="20"/>
-          <w:szCs w:val="20"/>
-        </w:rPr>
-      </w:pPr>
-    </w:p>
-    <w:p>
-      <w:pPr>
-        <w:spacing w:after="0" w:line="240" w:lineRule="auto"/>
-        <w:rPr>
-          <w:rFonts w:ascii="Times New Roman" w:hAnsi="Times New Roman" w:cs="Times New Roman"/>
-          <w:sz w:val="20"/>
-          <w:szCs w:val="20"/>
-        </w:rPr>
-      </w:pPr>
-    </w:p>
-    <w:p>
-      <w:pPr>
-        <w:spacing w:after="0" w:line="240" w:lineRule="auto"/>
-        <w:rPr>
-          <w:rFonts w:ascii="Times New Roman" w:hAnsi="Times New Roman" w:cs="Times New Roman"/>
-          <w:sz w:val="20"/>
-          <w:szCs w:val="20"/>
-        </w:rPr>
-      </w:pPr>
-    </w:p>
-    <w:p>
-      <w:pPr>
-        <w:spacing w:after="0" w:line="240" w:lineRule="auto"/>
-        <w:rPr>
-          <w:rFonts w:ascii="Times New Roman" w:hAnsi="Times New Roman" w:cs="Times New Roman"/>
-          <w:sz w:val="20"/>
-          <w:szCs w:val="20"/>
-        </w:rPr>
-      </w:pPr>
-    </w:p>
-    <w:p>
-      <w:pPr>
-        <w:spacing w:after="0" w:line="240" w:lineRule="auto"/>
-        <w:rPr>
-          <w:rFonts w:ascii="Times New Roman" w:hAnsi="Times New Roman" w:cs="Times New Roman"/>
-          <w:sz w:val="20"/>
-          <w:szCs w:val="20"/>
-        </w:rPr>
-      </w:pPr>
-      <w:r>
-        <w:rPr>
-          <w:rFonts w:ascii="Times New Roman" w:hAnsi="Times New Roman" w:cs="Times New Roman"/>
-          <w:sz w:val="20"/>
-          <w:szCs w:val="20"/>
-        </w:rPr>
-        <w:t>[ Content Stops Here and move on to the next stage]</w:t>
-      </w:r>
-      <w:r>
-        <w:rPr>
-          <w:rFonts w:ascii="Times New Roman" w:hAnsi="Times New Roman" w:cs="Times New Roman"/>
-          <w:sz w:val="20"/>
-          <w:szCs w:val="20"/>
-        </w:rPr>
-        <w:t xml:space="preserve"> </w:t>
-      </w:r>
-    </w:p>
-    <w:p>
-      <w:pPr>
-        <w:rPr>
-          <w:rFonts w:ascii="Times New Roman" w:hAnsi="Times New Roman" w:cs="Times New Roman"/>
-          <w:sz w:val="20"/>
-          <w:szCs w:val="20"/>
-        </w:rPr>
-      </w:pPr>
-    </w:p>
-    <w:p>
-      <w:pPr>
         <w:rPr>
           <w:rFonts w:ascii="Times New Roman" w:hAnsi="Times New Roman" w:cs="Times New Roman"/>
           <w:sz w:val="20"/>
@@ -598,90 +17,9 @@
           <w:pgSz w:w="12240" w:h="20160" w:code="5"/>
           <w:pgMar w:top="1440" w:right="1440" w:bottom="1440" w:left="1440" w:header="3061" w:footer="57" w:gutter="0"/>
           <w:pgNumType w:start="1"/>
-          <w:cols w:space="720"/>
-          <w:docGrid w:linePitch="326"/>
-        </w:sectPr>
-      </w:pPr>
-    </w:p>
-    <w:p>
-      <w:pPr>
-        <w:rPr>
-          <w:rFonts w:ascii="Times New Roman" w:hAnsi="Times New Roman" w:cs="Times New Roman"/>
-          <w:sz w:val="20"/>
-          <w:szCs w:val="20"/>
-        </w:rPr>
-      </w:pPr>
-    </w:p>
-    <w:p>
-      <w:pPr>
-        <w:rPr>
-          <w:rFonts w:ascii="Times New Roman" w:hAnsi="Times New Roman" w:cs="Times New Roman"/>
-          <w:sz w:val="20"/>
-          <w:szCs w:val="20"/>
-        </w:rPr>
-      </w:pPr>
-    </w:p>
-    <w:p>
-      <w:pPr>
-        <w:rPr>
-          <w:rFonts w:ascii="Times New Roman" w:hAnsi="Times New Roman" w:cs="Times New Roman"/>
-          <w:sz w:val="20"/>
-          <w:szCs w:val="20"/>
-        </w:rPr>
-      </w:pPr>
-    </w:p>
-    <w:p>
-      <w:pPr>
-        <w:rPr>
-          <w:rFonts w:ascii="Times New Roman" w:hAnsi="Times New Roman" w:cs="Times New Roman"/>
-          <w:sz w:val="20"/>
-          <w:szCs w:val="20"/>
-        </w:rPr>
-      </w:pPr>
-    </w:p>
-    <w:p>
-      <w:pPr>
-        <w:rPr>
-          <w:rFonts w:ascii="Times New Roman" w:hAnsi="Times New Roman" w:cs="Times New Roman"/>
-          <w:sz w:val="20"/>
-          <w:szCs w:val="20"/>
-        </w:rPr>
-        <w:sectPr>
-          <w:type w:val="continuous"/>
-          <w:pgSz w:w="12240" w:h="20160" w:code="5"/>
-          <w:pgMar w:top="1440" w:right="1440" w:bottom="1440" w:left="1440" w:header="3061" w:footer="57" w:gutter="0"/>
-          <w:pgNumType w:start="1"/>
           <w:cols w:num="2" w:space="720"/>
           <w:docGrid w:linePitch="326"/>
         </w:sectPr>
-      </w:pPr>
-    </w:p>
-    <w:p>
-      <w:pPr>
-        <w:rPr>
-          <w:rFonts w:ascii="Times New Roman" w:hAnsi="Times New Roman" w:cs="Times New Roman"/>
-          <w:sz w:val="20"/>
-          <w:szCs w:val="20"/>
-        </w:rPr>
-      </w:pPr>
-    </w:p>
-    <w:p>
-      <w:pPr>
-        <w:rPr>
-          <w:rFonts w:ascii="Times New Roman" w:hAnsi="Times New Roman" w:cs="Times New Roman"/>
-          <w:sz w:val="20"/>
-          <w:szCs w:val="20"/>
-        </w:rPr>
-      </w:pPr>
-    </w:p>
-    <w:p>
-      <w:pPr>
-        <w:spacing w:line="360" w:lineRule="auto"/>
-        <w:rPr>
-          <w:rFonts w:ascii="Times New Roman" w:hAnsi="Times New Roman" w:cs="Times New Roman"/>
-          <w:sz w:val="20"/>
-          <w:szCs w:val="20"/>
-        </w:rPr>
       </w:pPr>
     </w:p>
     <w:p>
@@ -709,7 +47,7 @@
 </file>
 
 <file path=word/endnotes.xml><?xml version="1.0" encoding="utf-8"?>
-<w:endnotes xmlns:wpc="http://schemas.microsoft.com/office/word/2010/wordprocessingCanvas" xmlns:cx="http://schemas.microsoft.com/office/drawing/2014/chartex" xmlns:cx1="http://schemas.microsoft.com/office/drawing/2015/9/8/chartex" xmlns:cx2="http://schemas.microsoft.com/office/drawing/2015/10/21/chartex" xmlns:cx3="http://schemas.microsoft.com/office/drawing/2016/5/9/chartex" xmlns:cx4="http://schemas.microsoft.com/office/drawing/2016/5/10/chartex" xmlns:cx5="http://schemas.microsoft.com/office/drawing/2016/5/11/chartex" xmlns:cx6="http://schemas.microsoft.com/office/drawing/2016/5/12/chartex" xmlns:cx7="http://schemas.microsoft.com/office/drawing/2016/5/13/chartex" xmlns:cx8="http://schemas.microsoft.com/office/drawing/2016/5/14/chartex" xmlns:mc="http://schemas.openxmlformats.org/markup-compatibility/2006" xmlns:aink="http://schemas.microsoft.com/office/drawing/2016/ink" xmlns:am3d="http://schemas.microsoft.com/office/drawing/2017/model3d" xmlns:o="urn:schemas-microsoft-com:office:office" xmlns:oel="http://schemas.microsoft.com/office/2019/extlst" xmlns:r="http://schemas.openxmlformats.org/officeDocument/2006/relationships" xmlns:m="http://schemas.openxmlformats.org/officeDocument/2006/math" xmlns:v="urn:schemas-microsoft-com:vml" xmlns:wp14="http://schemas.microsoft.com/office/word/2010/wordprocessingDrawing" xmlns:wp="http://schemas.openxmlformats.org/drawingml/2006/wordprocessingDrawing" xmlns:w10="urn:schemas-microsoft-com:office:word" xmlns:w="http://schemas.openxmlformats.org/wordprocessingml/2006/main" xmlns:w14="http://schemas.microsoft.com/office/word/2010/wordml" xmlns:w15="http://schemas.microsoft.com/office/word/2012/wordml" xmlns:w16cex="http://schemas.microsoft.com/office/word/2018/wordml/cex" xmlns:w16cid="http://schemas.microsoft.com/office/word/2016/wordml/cid" xmlns:w16="http://schemas.microsoft.com/office/word/2018/wordml" xmlns:w16du="http://schemas.microsoft.com/office/word/2023/wordml/word16du" xmlns:w16sdtdh="http://schemas.microsoft.com/office/word/2020/wordml/sdtdatahash" xmlns:w16sdtfl="http://schemas.microsoft.com/office/word/2024/wordml/sdtformatlock" xmlns:w16se="http://schemas.microsoft.com/office/word/2015/wordml/symex" xmlns:wpg="http://schemas.microsoft.com/office/word/2010/wordprocessingGroup" xmlns:wpi="http://schemas.microsoft.com/office/word/2010/wordprocessingInk" xmlns:wne="http://schemas.microsoft.com/office/word/2006/wordml" xmlns:wps="http://schemas.microsoft.com/office/word/2010/wordprocessingShape" mc:Ignorable="w14 w15 w16se w16cid w16 w16cex w16sdtdh w16sdtfl w16du wp14">
+<w:endnotes xmlns:wpc="http://schemas.microsoft.com/office/word/2010/wordprocessingCanvas" xmlns:cx="http://schemas.microsoft.com/office/drawing/2014/chartex" xmlns:cx1="http://schemas.microsoft.com/office/drawing/2015/9/8/chartex" xmlns:cx2="http://schemas.microsoft.com/office/drawing/2015/10/21/chartex" xmlns:cx3="http://schemas.microsoft.com/office/drawing/2016/5/9/chartex" xmlns:cx4="http://schemas.microsoft.com/office/drawing/2016/5/10/chartex" xmlns:cx5="http://schemas.microsoft.com/office/drawing/2016/5/11/chartex" xmlns:cx6="http://schemas.microsoft.com/office/drawing/2016/5/12/chartex" xmlns:cx7="http://schemas.microsoft.com/office/drawing/2016/5/13/chartex" xmlns:cx8="http://schemas.microsoft.com/office/drawing/2016/5/14/chartex" xmlns:mc="http://schemas.openxmlformats.org/markup-compatibility/2006" xmlns:aink="http://schemas.microsoft.com/office/drawing/2016/ink" xmlns:am3d="http://schemas.microsoft.com/office/drawing/2017/model3d" xmlns:o="urn:schemas-microsoft-com:office:office" xmlns:oel="http://schemas.microsoft.com/office/2019/extlst" xmlns:r="http://schemas.openxmlformats.org/officeDocument/2006/relationships" xmlns:m="http://schemas.openxmlformats.org/officeDocument/2006/math" xmlns:v="urn:schemas-microsoft-com:vml" xmlns:wp14="http://schemas.microsoft.com/office/word/2010/wordprocessingDrawing" xmlns:wp="http://schemas.openxmlformats.org/drawingml/2006/wordprocessingDrawing" xmlns:w10="urn:schemas-microsoft-com:office:word" xmlns:w="http://schemas.openxmlformats.org/wordprocessingml/2006/main" xmlns:w14="http://schemas.microsoft.com/office/word/2010/wordml" xmlns:w15="http://schemas.microsoft.com/office/word/2012/wordml" xmlns:w16cei="http://schemas.microsoft.com/office/word/2026/wordml/cei" xmlns:w16cex="http://schemas.microsoft.com/office/word/2018/wordml/cex" xmlns:w16cid="http://schemas.microsoft.com/office/word/2016/wordml/cid" xmlns:w16="http://schemas.microsoft.com/office/word/2018/wordml" xmlns:w16du="http://schemas.microsoft.com/office/word/2023/wordml/word16du" xmlns:w16sdtdh="http://schemas.microsoft.com/office/word/2020/wordml/sdtdatahash" xmlns:w16sdtfl="http://schemas.microsoft.com/office/word/2024/wordml/sdtformatlock" xmlns:w16se="http://schemas.microsoft.com/office/word/2015/wordml/symex" xmlns:wpg="http://schemas.microsoft.com/office/word/2010/wordprocessingGroup" xmlns:wpi="http://schemas.microsoft.com/office/word/2010/wordprocessingInk" xmlns:wne="http://schemas.microsoft.com/office/word/2006/wordml" xmlns:wps="http://schemas.microsoft.com/office/word/2010/wordprocessingShape" mc:Ignorable="w14 w15 w16se w16cid w16 w16cex w16sdtdh w16sdtfl w16du wp14">
   <w:endnote w:type="separator" w:id="-1">
     <w:p>
       <w:pPr>
@@ -734,7 +72,7 @@
 </file>
 
 <file path=word/footer1.xml><?xml version="1.0" encoding="utf-8"?>
-<w:ftr xmlns:wpc="http://schemas.microsoft.com/office/word/2010/wordprocessingCanvas" xmlns:cx="http://schemas.microsoft.com/office/drawing/2014/chartex" xmlns:cx1="http://schemas.microsoft.com/office/drawing/2015/9/8/chartex" xmlns:cx2="http://schemas.microsoft.com/office/drawing/2015/10/21/chartex" xmlns:cx3="http://schemas.microsoft.com/office/drawing/2016/5/9/chartex" xmlns:cx4="http://schemas.microsoft.com/office/drawing/2016/5/10/chartex" xmlns:cx5="http://schemas.microsoft.com/office/drawing/2016/5/11/chartex" xmlns:cx6="http://schemas.microsoft.com/office/drawing/2016/5/12/chartex" xmlns:cx7="http://schemas.microsoft.com/office/drawing/2016/5/13/chartex" xmlns:cx8="http://schemas.microsoft.com/office/drawing/2016/5/14/chartex" xmlns:mc="http://schemas.openxmlformats.org/markup-compatibility/2006" xmlns:aink="http://schemas.microsoft.com/office/drawing/2016/ink" xmlns:am3d="http://schemas.microsoft.com/office/drawing/2017/model3d" xmlns:o="urn:schemas-microsoft-com:office:office" xmlns:oel="http://schemas.microsoft.com/office/2019/extlst" xmlns:r="http://schemas.openxmlformats.org/officeDocument/2006/relationships" xmlns:m="http://schemas.openxmlformats.org/officeDocument/2006/math" xmlns:v="urn:schemas-microsoft-com:vml" xmlns:wp14="http://schemas.microsoft.com/office/word/2010/wordprocessingDrawing" xmlns:wp="http://schemas.openxmlformats.org/drawingml/2006/wordprocessingDrawing" xmlns:w10="urn:schemas-microsoft-com:office:word" xmlns:w="http://schemas.openxmlformats.org/wordprocessingml/2006/main" xmlns:w14="http://schemas.microsoft.com/office/word/2010/wordml" xmlns:w15="http://schemas.microsoft.com/office/word/2012/wordml" xmlns:w16cex="http://schemas.microsoft.com/office/word/2018/wordml/cex" xmlns:w16cid="http://schemas.microsoft.com/office/word/2016/wordml/cid" xmlns:w16="http://schemas.microsoft.com/office/word/2018/wordml" xmlns:w16du="http://schemas.microsoft.com/office/word/2023/wordml/word16du" xmlns:w16sdtdh="http://schemas.microsoft.com/office/word/2020/wordml/sdtdatahash" xmlns:w16sdtfl="http://schemas.microsoft.com/office/word/2024/wordml/sdtformatlock" xmlns:w16se="http://schemas.microsoft.com/office/word/2015/wordml/symex" xmlns:wpg="http://schemas.microsoft.com/office/word/2010/wordprocessingGroup" xmlns:wpi="http://schemas.microsoft.com/office/word/2010/wordprocessingInk" xmlns:wne="http://schemas.microsoft.com/office/word/2006/wordml" xmlns:wps="http://schemas.microsoft.com/office/word/2010/wordprocessingShape" mc:Ignorable="w14 w15 w16se w16cid w16 w16cex w16sdtdh w16sdtfl w16du wp14">
+<w:ftr xmlns:wpc="http://schemas.microsoft.com/office/word/2010/wordprocessingCanvas" xmlns:cx="http://schemas.microsoft.com/office/drawing/2014/chartex" xmlns:cx1="http://schemas.microsoft.com/office/drawing/2015/9/8/chartex" xmlns:cx2="http://schemas.microsoft.com/office/drawing/2015/10/21/chartex" xmlns:cx3="http://schemas.microsoft.com/office/drawing/2016/5/9/chartex" xmlns:cx4="http://schemas.microsoft.com/office/drawing/2016/5/10/chartex" xmlns:cx5="http://schemas.microsoft.com/office/drawing/2016/5/11/chartex" xmlns:cx6="http://schemas.microsoft.com/office/drawing/2016/5/12/chartex" xmlns:cx7="http://schemas.microsoft.com/office/drawing/2016/5/13/chartex" xmlns:cx8="http://schemas.microsoft.com/office/drawing/2016/5/14/chartex" xmlns:mc="http://schemas.openxmlformats.org/markup-compatibility/2006" xmlns:aink="http://schemas.microsoft.com/office/drawing/2016/ink" xmlns:am3d="http://schemas.microsoft.com/office/drawing/2017/model3d" xmlns:o="urn:schemas-microsoft-com:office:office" xmlns:oel="http://schemas.microsoft.com/office/2019/extlst" xmlns:r="http://schemas.openxmlformats.org/officeDocument/2006/relationships" xmlns:m="http://schemas.openxmlformats.org/officeDocument/2006/math" xmlns:v="urn:schemas-microsoft-com:vml" xmlns:wp14="http://schemas.microsoft.com/office/word/2010/wordprocessingDrawing" xmlns:wp="http://schemas.openxmlformats.org/drawingml/2006/wordprocessingDrawing" xmlns:w10="urn:schemas-microsoft-com:office:word" xmlns:w="http://schemas.openxmlformats.org/wordprocessingml/2006/main" xmlns:w14="http://schemas.microsoft.com/office/word/2010/wordml" xmlns:w15="http://schemas.microsoft.com/office/word/2012/wordml" xmlns:w16cei="http://schemas.microsoft.com/office/word/2026/wordml/cei" xmlns:w16cex="http://schemas.microsoft.com/office/word/2018/wordml/cex" xmlns:w16cid="http://schemas.microsoft.com/office/word/2016/wordml/cid" xmlns:w16="http://schemas.microsoft.com/office/word/2018/wordml" xmlns:w16du="http://schemas.microsoft.com/office/word/2023/wordml/word16du" xmlns:w16sdtdh="http://schemas.microsoft.com/office/word/2020/wordml/sdtdatahash" xmlns:w16sdtfl="http://schemas.microsoft.com/office/word/2024/wordml/sdtformatlock" xmlns:w16se="http://schemas.microsoft.com/office/word/2015/wordml/symex" xmlns:wpg="http://schemas.microsoft.com/office/word/2010/wordprocessingGroup" xmlns:wpi="http://schemas.microsoft.com/office/word/2010/wordprocessingInk" xmlns:wne="http://schemas.microsoft.com/office/word/2006/wordml" xmlns:wps="http://schemas.microsoft.com/office/word/2010/wordprocessingShape" mc:Ignorable="w14 w15 w16se w16cid w16 w16cex w16sdtdh w16sdtfl w16du wp14">
   <w:p>
     <w:pPr>
       <w:pBdr>
@@ -1066,7 +404,7 @@
 </file>
 
 <file path=word/footer2.xml><?xml version="1.0" encoding="utf-8"?>
-<w:ftr xmlns:wpc="http://schemas.microsoft.com/office/word/2010/wordprocessingCanvas" xmlns:cx="http://schemas.microsoft.com/office/drawing/2014/chartex" xmlns:cx1="http://schemas.microsoft.com/office/drawing/2015/9/8/chartex" xmlns:cx2="http://schemas.microsoft.com/office/drawing/2015/10/21/chartex" xmlns:cx3="http://schemas.microsoft.com/office/drawing/2016/5/9/chartex" xmlns:cx4="http://schemas.microsoft.com/office/drawing/2016/5/10/chartex" xmlns:cx5="http://schemas.microsoft.com/office/drawing/2016/5/11/chartex" xmlns:cx6="http://schemas.microsoft.com/office/drawing/2016/5/12/chartex" xmlns:cx7="http://schemas.microsoft.com/office/drawing/2016/5/13/chartex" xmlns:cx8="http://schemas.microsoft.com/office/drawing/2016/5/14/chartex" xmlns:mc="http://schemas.openxmlformats.org/markup-compatibility/2006" xmlns:aink="http://schemas.microsoft.com/office/drawing/2016/ink" xmlns:am3d="http://schemas.microsoft.com/office/drawing/2017/model3d" xmlns:o="urn:schemas-microsoft-com:office:office" xmlns:oel="http://schemas.microsoft.com/office/2019/extlst" xmlns:r="http://schemas.openxmlformats.org/officeDocument/2006/relationships" xmlns:m="http://schemas.openxmlformats.org/officeDocument/2006/math" xmlns:v="urn:schemas-microsoft-com:vml" xmlns:wp14="http://schemas.microsoft.com/office/word/2010/wordprocessingDrawing" xmlns:wp="http://schemas.openxmlformats.org/drawingml/2006/wordprocessingDrawing" xmlns:w10="urn:schemas-microsoft-com:office:word" xmlns:w="http://schemas.openxmlformats.org/wordprocessingml/2006/main" xmlns:w14="http://schemas.microsoft.com/office/word/2010/wordml" xmlns:w15="http://schemas.microsoft.com/office/word/2012/wordml" xmlns:w16cex="http://schemas.microsoft.com/office/word/2018/wordml/cex" xmlns:w16cid="http://schemas.microsoft.com/office/word/2016/wordml/cid" xmlns:w16="http://schemas.microsoft.com/office/word/2018/wordml" xmlns:w16du="http://schemas.microsoft.com/office/word/2023/wordml/word16du" xmlns:w16sdtdh="http://schemas.microsoft.com/office/word/2020/wordml/sdtdatahash" xmlns:w16sdtfl="http://schemas.microsoft.com/office/word/2024/wordml/sdtformatlock" xmlns:w16se="http://schemas.microsoft.com/office/word/2015/wordml/symex" xmlns:wpg="http://schemas.microsoft.com/office/word/2010/wordprocessingGroup" xmlns:wpi="http://schemas.microsoft.com/office/word/2010/wordprocessingInk" xmlns:wne="http://schemas.microsoft.com/office/word/2006/wordml" xmlns:wps="http://schemas.microsoft.com/office/word/2010/wordprocessingShape" mc:Ignorable="w14 w15 w16se w16cid w16 w16cex w16sdtdh w16sdtfl w16du wp14">
+<w:ftr xmlns:wpc="http://schemas.microsoft.com/office/word/2010/wordprocessingCanvas" xmlns:cx="http://schemas.microsoft.com/office/drawing/2014/chartex" xmlns:cx1="http://schemas.microsoft.com/office/drawing/2015/9/8/chartex" xmlns:cx2="http://schemas.microsoft.com/office/drawing/2015/10/21/chartex" xmlns:cx3="http://schemas.microsoft.com/office/drawing/2016/5/9/chartex" xmlns:cx4="http://schemas.microsoft.com/office/drawing/2016/5/10/chartex" xmlns:cx5="http://schemas.microsoft.com/office/drawing/2016/5/11/chartex" xmlns:cx6="http://schemas.microsoft.com/office/drawing/2016/5/12/chartex" xmlns:cx7="http://schemas.microsoft.com/office/drawing/2016/5/13/chartex" xmlns:cx8="http://schemas.microsoft.com/office/drawing/2016/5/14/chartex" xmlns:mc="http://schemas.openxmlformats.org/markup-compatibility/2006" xmlns:aink="http://schemas.microsoft.com/office/drawing/2016/ink" xmlns:am3d="http://schemas.microsoft.com/office/drawing/2017/model3d" xmlns:o="urn:schemas-microsoft-com:office:office" xmlns:oel="http://schemas.microsoft.com/office/2019/extlst" xmlns:r="http://schemas.openxmlformats.org/officeDocument/2006/relationships" xmlns:m="http://schemas.openxmlformats.org/officeDocument/2006/math" xmlns:v="urn:schemas-microsoft-com:vml" xmlns:wp14="http://schemas.microsoft.com/office/word/2010/wordprocessingDrawing" xmlns:wp="http://schemas.openxmlformats.org/drawingml/2006/wordprocessingDrawing" xmlns:w10="urn:schemas-microsoft-com:office:word" xmlns:w="http://schemas.openxmlformats.org/wordprocessingml/2006/main" xmlns:w14="http://schemas.microsoft.com/office/word/2010/wordml" xmlns:w15="http://schemas.microsoft.com/office/word/2012/wordml" xmlns:w16cei="http://schemas.microsoft.com/office/word/2026/wordml/cei" xmlns:w16cex="http://schemas.microsoft.com/office/word/2018/wordml/cex" xmlns:w16cid="http://schemas.microsoft.com/office/word/2016/wordml/cid" xmlns:w16="http://schemas.microsoft.com/office/word/2018/wordml" xmlns:w16du="http://schemas.microsoft.com/office/word/2023/wordml/word16du" xmlns:w16sdtdh="http://schemas.microsoft.com/office/word/2020/wordml/sdtdatahash" xmlns:w16sdtfl="http://schemas.microsoft.com/office/word/2024/wordml/sdtformatlock" xmlns:w16se="http://schemas.microsoft.com/office/word/2015/wordml/symex" xmlns:wpg="http://schemas.microsoft.com/office/word/2010/wordprocessingGroup" xmlns:wpi="http://schemas.microsoft.com/office/word/2010/wordprocessingInk" xmlns:wne="http://schemas.microsoft.com/office/word/2006/wordml" xmlns:wps="http://schemas.microsoft.com/office/word/2010/wordprocessingShape" mc:Ignorable="w14 w15 w16se w16cid w16 w16cex w16sdtdh w16sdtfl w16du wp14">
   <w:p>
     <w:pPr>
       <w:pBdr>
@@ -1375,7 +713,7 @@
 </file>
 
 <file path=word/footnotes.xml><?xml version="1.0" encoding="utf-8"?>
-<w:footnotes xmlns:wpc="http://schemas.microsoft.com/office/word/2010/wordprocessingCanvas" xmlns:cx="http://schemas.microsoft.com/office/drawing/2014/chartex" xmlns:cx1="http://schemas.microsoft.com/office/drawing/2015/9/8/chartex" xmlns:cx2="http://schemas.microsoft.com/office/drawing/2015/10/21/chartex" xmlns:cx3="http://schemas.microsoft.com/office/drawing/2016/5/9/chartex" xmlns:cx4="http://schemas.microsoft.com/office/drawing/2016/5/10/chartex" xmlns:cx5="http://schemas.microsoft.com/office/drawing/2016/5/11/chartex" xmlns:cx6="http://schemas.microsoft.com/office/drawing/2016/5/12/chartex" xmlns:cx7="http://schemas.microsoft.com/office/drawing/2016/5/13/chartex" xmlns:cx8="http://schemas.microsoft.com/office/drawing/2016/5/14/chartex" xmlns:mc="http://schemas.openxmlformats.org/markup-compatibility/2006" xmlns:aink="http://schemas.microsoft.com/office/drawing/2016/ink" xmlns:am3d="http://schemas.microsoft.com/office/drawing/2017/model3d" xmlns:o="urn:schemas-microsoft-com:office:office" xmlns:oel="http://schemas.microsoft.com/office/2019/extlst" xmlns:r="http://schemas.openxmlformats.org/officeDocument/2006/relationships" xmlns:m="http://schemas.openxmlformats.org/officeDocument/2006/math" xmlns:v="urn:schemas-microsoft-com:vml" xmlns:wp14="http://schemas.microsoft.com/office/word/2010/wordprocessingDrawing" xmlns:wp="http://schemas.openxmlformats.org/drawingml/2006/wordprocessingDrawing" xmlns:w10="urn:schemas-microsoft-com:office:word" xmlns:w="http://schemas.openxmlformats.org/wordprocessingml/2006/main" xmlns:w14="http://schemas.microsoft.com/office/word/2010/wordml" xmlns:w15="http://schemas.microsoft.com/office/word/2012/wordml" xmlns:w16cex="http://schemas.microsoft.com/office/word/2018/wordml/cex" xmlns:w16cid="http://schemas.microsoft.com/office/word/2016/wordml/cid" xmlns:w16="http://schemas.microsoft.com/office/word/2018/wordml" xmlns:w16du="http://schemas.microsoft.com/office/word/2023/wordml/word16du" xmlns:w16sdtdh="http://schemas.microsoft.com/office/word/2020/wordml/sdtdatahash" xmlns:w16sdtfl="http://schemas.microsoft.com/office/word/2024/wordml/sdtformatlock" xmlns:w16se="http://schemas.microsoft.com/office/word/2015/wordml/symex" xmlns:wpg="http://schemas.microsoft.com/office/word/2010/wordprocessingGroup" xmlns:wpi="http://schemas.microsoft.com/office/word/2010/wordprocessingInk" xmlns:wne="http://schemas.microsoft.com/office/word/2006/wordml" xmlns:wps="http://schemas.microsoft.com/office/word/2010/wordprocessingShape" mc:Ignorable="w14 w15 w16se w16cid w16 w16cex w16sdtdh w16sdtfl w16du wp14">
+<w:footnotes xmlns:wpc="http://schemas.microsoft.com/office/word/2010/wordprocessingCanvas" xmlns:cx="http://schemas.microsoft.com/office/drawing/2014/chartex" xmlns:cx1="http://schemas.microsoft.com/office/drawing/2015/9/8/chartex" xmlns:cx2="http://schemas.microsoft.com/office/drawing/2015/10/21/chartex" xmlns:cx3="http://schemas.microsoft.com/office/drawing/2016/5/9/chartex" xmlns:cx4="http://schemas.microsoft.com/office/drawing/2016/5/10/chartex" xmlns:cx5="http://schemas.microsoft.com/office/drawing/2016/5/11/chartex" xmlns:cx6="http://schemas.microsoft.com/office/drawing/2016/5/12/chartex" xmlns:cx7="http://schemas.microsoft.com/office/drawing/2016/5/13/chartex" xmlns:cx8="http://schemas.microsoft.com/office/drawing/2016/5/14/chartex" xmlns:mc="http://schemas.openxmlformats.org/markup-compatibility/2006" xmlns:aink="http://schemas.microsoft.com/office/drawing/2016/ink" xmlns:am3d="http://schemas.microsoft.com/office/drawing/2017/model3d" xmlns:o="urn:schemas-microsoft-com:office:office" xmlns:oel="http://schemas.microsoft.com/office/2019/extlst" xmlns:r="http://schemas.openxmlformats.org/officeDocument/2006/relationships" xmlns:m="http://schemas.openxmlformats.org/officeDocument/2006/math" xmlns:v="urn:schemas-microsoft-com:vml" xmlns:wp14="http://schemas.microsoft.com/office/word/2010/wordprocessingDrawing" xmlns:wp="http://schemas.openxmlformats.org/drawingml/2006/wordprocessingDrawing" xmlns:w10="urn:schemas-microsoft-com:office:word" xmlns:w="http://schemas.openxmlformats.org/wordprocessingml/2006/main" xmlns:w14="http://schemas.microsoft.com/office/word/2010/wordml" xmlns:w15="http://schemas.microsoft.com/office/word/2012/wordml" xmlns:w16cei="http://schemas.microsoft.com/office/word/2026/wordml/cei" xmlns:w16cex="http://schemas.microsoft.com/office/word/2018/wordml/cex" xmlns:w16cid="http://schemas.microsoft.com/office/word/2016/wordml/cid" xmlns:w16="http://schemas.microsoft.com/office/word/2018/wordml" xmlns:w16du="http://schemas.microsoft.com/office/word/2023/wordml/word16du" xmlns:w16sdtdh="http://schemas.microsoft.com/office/word/2020/wordml/sdtdatahash" xmlns:w16sdtfl="http://schemas.microsoft.com/office/word/2024/wordml/sdtformatlock" xmlns:w16se="http://schemas.microsoft.com/office/word/2015/wordml/symex" xmlns:wpg="http://schemas.microsoft.com/office/word/2010/wordprocessingGroup" xmlns:wpi="http://schemas.microsoft.com/office/word/2010/wordprocessingInk" xmlns:wne="http://schemas.microsoft.com/office/word/2006/wordml" xmlns:wps="http://schemas.microsoft.com/office/word/2010/wordprocessingShape" mc:Ignorable="w14 w15 w16se w16cid w16 w16cex w16sdtdh w16sdtfl w16du wp14">
   <w:footnote w:type="separator" w:id="-1">
     <w:p>
       <w:pPr>
@@ -1400,7 +738,7 @@
 </file>
 
 <file path=word/header1.xml><?xml version="1.0" encoding="utf-8"?>
-<w:hdr xmlns:wpc="http://schemas.microsoft.com/office/word/2010/wordprocessingCanvas" xmlns:cx="http://schemas.microsoft.com/office/drawing/2014/chartex" xmlns:cx1="http://schemas.microsoft.com/office/drawing/2015/9/8/chartex" xmlns:cx2="http://schemas.microsoft.com/office/drawing/2015/10/21/chartex" xmlns:cx3="http://schemas.microsoft.com/office/drawing/2016/5/9/chartex" xmlns:cx4="http://schemas.microsoft.com/office/drawing/2016/5/10/chartex" xmlns:cx5="http://schemas.microsoft.com/office/drawing/2016/5/11/chartex" xmlns:cx6="http://schemas.microsoft.com/office/drawing/2016/5/12/chartex" xmlns:cx7="http://schemas.microsoft.com/office/drawing/2016/5/13/chartex" xmlns:cx8="http://schemas.microsoft.com/office/drawing/2016/5/14/chartex" xmlns:mc="http://schemas.openxmlformats.org/markup-compatibility/2006" xmlns:aink="http://schemas.microsoft.com/office/drawing/2016/ink" xmlns:am3d="http://schemas.microsoft.com/office/drawing/2017/model3d" xmlns:o="urn:schemas-microsoft-com:office:office" xmlns:oel="http://schemas.microsoft.com/office/2019/extlst" xmlns:r="http://schemas.openxmlformats.org/officeDocument/2006/relationships" xmlns:m="http://schemas.openxmlformats.org/officeDocument/2006/math" xmlns:v="urn:schemas-microsoft-com:vml" xmlns:wp14="http://schemas.microsoft.com/office/word/2010/wordprocessingDrawing" xmlns:wp="http://schemas.openxmlformats.org/drawingml/2006/wordprocessingDrawing" xmlns:w10="urn:schemas-microsoft-com:office:word" xmlns:w="http://schemas.openxmlformats.org/wordprocessingml/2006/main" xmlns:w14="http://schemas.microsoft.com/office/word/2010/wordml" xmlns:w15="http://schemas.microsoft.com/office/word/2012/wordml" xmlns:w16cex="http://schemas.microsoft.com/office/word/2018/wordml/cex" xmlns:w16cid="http://schemas.microsoft.com/office/word/2016/wordml/cid" xmlns:w16="http://schemas.microsoft.com/office/word/2018/wordml" xmlns:w16du="http://schemas.microsoft.com/office/word/2023/wordml/word16du" xmlns:w16sdtdh="http://schemas.microsoft.com/office/word/2020/wordml/sdtdatahash" xmlns:w16sdtfl="http://schemas.microsoft.com/office/word/2024/wordml/sdtformatlock" xmlns:w16se="http://schemas.microsoft.com/office/word/2015/wordml/symex" xmlns:wpg="http://schemas.microsoft.com/office/word/2010/wordprocessingGroup" xmlns:wpi="http://schemas.microsoft.com/office/word/2010/wordprocessingInk" xmlns:wne="http://schemas.microsoft.com/office/word/2006/wordml" xmlns:wps="http://schemas.microsoft.com/office/word/2010/wordprocessingShape" mc:Ignorable="w14 w15 w16se w16cid w16 w16cex w16sdtdh w16sdtfl w16du wp14">
+<w:hdr xmlns:wpc="http://schemas.microsoft.com/office/word/2010/wordprocessingCanvas" xmlns:cx="http://schemas.microsoft.com/office/drawing/2014/chartex" xmlns:cx1="http://schemas.microsoft.com/office/drawing/2015/9/8/chartex" xmlns:cx2="http://schemas.microsoft.com/office/drawing/2015/10/21/chartex" xmlns:cx3="http://schemas.microsoft.com/office/drawing/2016/5/9/chartex" xmlns:cx4="http://schemas.microsoft.com/office/drawing/2016/5/10/chartex" xmlns:cx5="http://schemas.microsoft.com/office/drawing/2016/5/11/chartex" xmlns:cx6="http://schemas.microsoft.com/office/drawing/2016/5/12/chartex" xmlns:cx7="http://schemas.microsoft.com/office/drawing/2016/5/13/chartex" xmlns:cx8="http://schemas.microsoft.com/office/drawing/2016/5/14/chartex" xmlns:mc="http://schemas.openxmlformats.org/markup-compatibility/2006" xmlns:aink="http://schemas.microsoft.com/office/drawing/2016/ink" xmlns:am3d="http://schemas.microsoft.com/office/drawing/2017/model3d" xmlns:o="urn:schemas-microsoft-com:office:office" xmlns:oel="http://schemas.microsoft.com/office/2019/extlst" xmlns:r="http://schemas.openxmlformats.org/officeDocument/2006/relationships" xmlns:m="http://schemas.openxmlformats.org/officeDocument/2006/math" xmlns:v="urn:schemas-microsoft-com:vml" xmlns:wp14="http://schemas.microsoft.com/office/word/2010/wordprocessingDrawing" xmlns:wp="http://schemas.openxmlformats.org/drawingml/2006/wordprocessingDrawing" xmlns:w10="urn:schemas-microsoft-com:office:word" xmlns:w="http://schemas.openxmlformats.org/wordprocessingml/2006/main" xmlns:w14="http://schemas.microsoft.com/office/word/2010/wordml" xmlns:w15="http://schemas.microsoft.com/office/word/2012/wordml" xmlns:w16cei="http://schemas.microsoft.com/office/word/2026/wordml/cei" xmlns:w16cex="http://schemas.microsoft.com/office/word/2018/wordml/cex" xmlns:w16cid="http://schemas.microsoft.com/office/word/2016/wordml/cid" xmlns:w16="http://schemas.microsoft.com/office/word/2018/wordml" xmlns:w16du="http://schemas.microsoft.com/office/word/2023/wordml/word16du" xmlns:w16sdtdh="http://schemas.microsoft.com/office/word/2020/wordml/sdtdatahash" xmlns:w16sdtfl="http://schemas.microsoft.com/office/word/2024/wordml/sdtformatlock" xmlns:w16se="http://schemas.microsoft.com/office/word/2015/wordml/symex" xmlns:wpg="http://schemas.microsoft.com/office/word/2010/wordprocessingGroup" xmlns:wpi="http://schemas.microsoft.com/office/word/2010/wordprocessingInk" xmlns:wne="http://schemas.microsoft.com/office/word/2006/wordml" xmlns:wps="http://schemas.microsoft.com/office/word/2010/wordprocessingShape" mc:Ignorable="w14 w15 w16se w16cid w16 w16cex w16sdtdh w16sdtfl w16du wp14">
   <w:p>
     <w:pPr>
       <w:pBdr>
@@ -1597,7 +935,7 @@
 </file>
 
 <file path=word/header2.xml><?xml version="1.0" encoding="utf-8"?>
-<w:hdr xmlns:wpc="http://schemas.microsoft.com/office/word/2010/wordprocessingCanvas" xmlns:cx="http://schemas.microsoft.com/office/drawing/2014/chartex" xmlns:cx1="http://schemas.microsoft.com/office/drawing/2015/9/8/chartex" xmlns:cx2="http://schemas.microsoft.com/office/drawing/2015/10/21/chartex" xmlns:cx3="http://schemas.microsoft.com/office/drawing/2016/5/9/chartex" xmlns:cx4="http://schemas.microsoft.com/office/drawing/2016/5/10/chartex" xmlns:cx5="http://schemas.microsoft.com/office/drawing/2016/5/11/chartex" xmlns:cx6="http://schemas.microsoft.com/office/drawing/2016/5/12/chartex" xmlns:cx7="http://schemas.microsoft.com/office/drawing/2016/5/13/chartex" xmlns:cx8="http://schemas.microsoft.com/office/drawing/2016/5/14/chartex" xmlns:mc="http://schemas.openxmlformats.org/markup-compatibility/2006" xmlns:aink="http://schemas.microsoft.com/office/drawing/2016/ink" xmlns:am3d="http://schemas.microsoft.com/office/drawing/2017/model3d" xmlns:o="urn:schemas-microsoft-com:office:office" xmlns:oel="http://schemas.microsoft.com/office/2019/extlst" xmlns:r="http://schemas.openxmlformats.org/officeDocument/2006/relationships" xmlns:m="http://schemas.openxmlformats.org/officeDocument/2006/math" xmlns:v="urn:schemas-microsoft-com:vml" xmlns:wp14="http://schemas.microsoft.com/office/word/2010/wordprocessingDrawing" xmlns:wp="http://schemas.openxmlformats.org/drawingml/2006/wordprocessingDrawing" xmlns:w10="urn:schemas-microsoft-com:office:word" xmlns:w="http://schemas.openxmlformats.org/wordprocessingml/2006/main" xmlns:w14="http://schemas.microsoft.com/office/word/2010/wordml" xmlns:w15="http://schemas.microsoft.com/office/word/2012/wordml" xmlns:w16cex="http://schemas.microsoft.com/office/word/2018/wordml/cex" xmlns:w16cid="http://schemas.microsoft.com/office/word/2016/wordml/cid" xmlns:w16="http://schemas.microsoft.com/office/word/2018/wordml" xmlns:w16du="http://schemas.microsoft.com/office/word/2023/wordml/word16du" xmlns:w16sdtdh="http://schemas.microsoft.com/office/word/2020/wordml/sdtdatahash" xmlns:w16sdtfl="http://schemas.microsoft.com/office/word/2024/wordml/sdtformatlock" xmlns:w16se="http://schemas.microsoft.com/office/word/2015/wordml/symex" xmlns:wpg="http://schemas.microsoft.com/office/word/2010/wordprocessingGroup" xmlns:wpi="http://schemas.microsoft.com/office/word/2010/wordprocessingInk" xmlns:wne="http://schemas.microsoft.com/office/word/2006/wordml" xmlns:wps="http://schemas.microsoft.com/office/word/2010/wordprocessingShape" mc:Ignorable="w14 w15 w16se w16cid w16 w16cex w16sdtdh w16sdtfl w16du wp14">
+<w:hdr xmlns:wpc="http://schemas.microsoft.com/office/word/2010/wordprocessingCanvas" xmlns:cx="http://schemas.microsoft.com/office/drawing/2014/chartex" xmlns:cx1="http://schemas.microsoft.com/office/drawing/2015/9/8/chartex" xmlns:cx2="http://schemas.microsoft.com/office/drawing/2015/10/21/chartex" xmlns:cx3="http://schemas.microsoft.com/office/drawing/2016/5/9/chartex" xmlns:cx4="http://schemas.microsoft.com/office/drawing/2016/5/10/chartex" xmlns:cx5="http://schemas.microsoft.com/office/drawing/2016/5/11/chartex" xmlns:cx6="http://schemas.microsoft.com/office/drawing/2016/5/12/chartex" xmlns:cx7="http://schemas.microsoft.com/office/drawing/2016/5/13/chartex" xmlns:cx8="http://schemas.microsoft.com/office/drawing/2016/5/14/chartex" xmlns:mc="http://schemas.openxmlformats.org/markup-compatibility/2006" xmlns:aink="http://schemas.microsoft.com/office/drawing/2016/ink" xmlns:am3d="http://schemas.microsoft.com/office/drawing/2017/model3d" xmlns:o="urn:schemas-microsoft-com:office:office" xmlns:oel="http://schemas.microsoft.com/office/2019/extlst" xmlns:r="http://schemas.openxmlformats.org/officeDocument/2006/relationships" xmlns:m="http://schemas.openxmlformats.org/officeDocument/2006/math" xmlns:v="urn:schemas-microsoft-com:vml" xmlns:wp14="http://schemas.microsoft.com/office/word/2010/wordprocessingDrawing" xmlns:wp="http://schemas.openxmlformats.org/drawingml/2006/wordprocessingDrawing" xmlns:w10="urn:schemas-microsoft-com:office:word" xmlns:w="http://schemas.openxmlformats.org/wordprocessingml/2006/main" xmlns:w14="http://schemas.microsoft.com/office/word/2010/wordml" xmlns:w15="http://schemas.microsoft.com/office/word/2012/wordml" xmlns:w16cei="http://schemas.microsoft.com/office/word/2026/wordml/cei" xmlns:w16cex="http://schemas.microsoft.com/office/word/2018/wordml/cex" xmlns:w16cid="http://schemas.microsoft.com/office/word/2016/wordml/cid" xmlns:w16="http://schemas.microsoft.com/office/word/2018/wordml" xmlns:w16du="http://schemas.microsoft.com/office/word/2023/wordml/word16du" xmlns:w16sdtdh="http://schemas.microsoft.com/office/word/2020/wordml/sdtdatahash" xmlns:w16sdtfl="http://schemas.microsoft.com/office/word/2024/wordml/sdtformatlock" xmlns:w16se="http://schemas.microsoft.com/office/word/2015/wordml/symex" xmlns:wpg="http://schemas.microsoft.com/office/word/2010/wordprocessingGroup" xmlns:wpi="http://schemas.microsoft.com/office/word/2010/wordprocessingInk" xmlns:wne="http://schemas.microsoft.com/office/word/2006/wordml" xmlns:wps="http://schemas.microsoft.com/office/word/2010/wordprocessingShape" mc:Ignorable="w14 w15 w16se w16cid w16 w16cex w16sdtdh w16sdtfl w16du wp14">
   <w:p>
     <w:pPr>
       <w:pBdr>
@@ -3021,28 +2359,28 @@
 </file>
 
 <file path=customXml/item1.xml><?xml version="1.0" encoding="utf-8"?>
-<b:Sources xmlns:b="http://schemas.openxmlformats.org/officeDocument/2006/bibliography" xmlns="http://schemas.openxmlformats.org/officeDocument/2006/bibliography" SelectedStyle="\APASixthEditionOfficeOnline.xsl" StyleName="APA" Version="6"/>
-</file>
-
-<file path=customXml/item2.xml><?xml version="1.0" encoding="utf-8"?>
 <go:gDocsCustomXmlDataStorage xmlns:go="http://customooxmlschemas.google.com/" xmlns:r="http://schemas.openxmlformats.org/officeDocument/2006/relationships" uri="GoogleDocsCustomDataVersion2">
   <go:docsCustomData xmlns:go="http://customooxmlschemas.google.com/" roundtripDataSignature="AMtx7mjF1E3m+ew+1mxsIMbOVyCG4bfzSw==">CgMxLjA4AHIhMUNyR1lWZXZ5bkdXaEhiQVZ4TjYtTkg2cEtiRDJYSVVm</go:docsCustomData>
 </go:gDocsCustomXmlDataStorage>
 </file>
 
-<file path=customXml/itemProps1.xml><?xml version="1.0" encoding="utf-8"?>
-<ds:datastoreItem xmlns:ds="http://schemas.openxmlformats.org/officeDocument/2006/customXml" ds:itemID="{A6101522-3FE3-4F7D-9FDF-639503E78E8C}">
-  <ds:schemaRefs>
-    <ds:schemaRef ds:uri="http://schemas.openxmlformats.org/officeDocument/2006/bibliography"/>
-  </ds:schemaRefs>
-</ds:datastoreItem>
+<file path=customXml/item2.xml><?xml version="1.0" encoding="utf-8"?>
+<b:Sources xmlns:b="http://schemas.openxmlformats.org/officeDocument/2006/bibliography" xmlns="http://schemas.openxmlformats.org/officeDocument/2006/bibliography" SelectedStyle="\APASixthEditionOfficeOnline.xsl" StyleName="APA" Version="6"/>
 </file>
 
-<file path=customXml/itemProps2.xml><?xml version="1.0" encoding="utf-8"?>
+<file path=customXml/itemProps1.xml><?xml version="1.0" encoding="utf-8"?>
 <ds:datastoreItem xmlns:ds="http://schemas.openxmlformats.org/officeDocument/2006/customXml" ds:itemID="{11111111-1234-1234-1234-123412341234}">
   <ds:schemaRefs>
     <ds:schemaRef ds:uri="http://customooxmlschemas.google.com/"/>
     <ds:schemaRef ds:uri="http://schemas.openxmlformats.org/officeDocument/2006/relationships"/>
   </ds:schemaRefs>
 </ds:datastoreItem>
+</file>
+
+<file path=customXml/itemProps2.xml><?xml version="1.0" encoding="utf-8"?>
+<ds:datastoreItem xmlns:ds="http://schemas.openxmlformats.org/officeDocument/2006/customXml" ds:itemID="{A6101522-3FE3-4F7D-9FDF-639503E78E8C}">
+  <ds:schemaRefs>
+    <ds:schemaRef ds:uri="http://schemas.openxmlformats.org/officeDocument/2006/bibliography"/>
+  </ds:schemaRefs>
+</ds:datastoreItem>
 </file>